--- a/0_documentation/funcReqts_0.2.docx
+++ b/0_documentation/funcReqts_0.2.docx
@@ -576,6 +576,54 @@
       </w:pPr>
       <w:r>
         <w:t>Basic monitoring/logging of errors and abnormal usage patterns</w:t>
+      </w:r>
+    </w:p>
+    <w:p>
+      <w:pPr>
+        <w:pStyle w:val="ListParagraph"/>
+      </w:pPr>
+      <w:r>
+        <w:t>Server-side code, scripts, configuration, logs and databases must never be retrievable over the web: only the page, its static assets and the application's own API may be served — enforced by an allowlist in the application as well as by the web server</w:t>
+      </w:r>
+    </w:p>
+    <w:p>
+      <w:pPr>
+        <w:pStyle w:val="ListParagraph"/>
+      </w:pPr>
+      <w:r>
+        <w:t>Third-party data must be stored, displayed and redistributed only as each source's terms allow (attribution, licence conditions, redistribution limits); in particular raw Space-Track data must not be published, only figures and views derived from it. Each source's obligations are recorded in the design document</w:t>
+      </w:r>
+    </w:p>
+    <w:p>
+      <w:pPr>
+        <w:pStyle w:val="ListParagraph"/>
+      </w:pPr>
+      <w:r>
+        <w:t>Ingestion jobs must stay within each source's published rate limits and fetch frequencies, and identify themselves (User-Agent)</w:t>
+      </w:r>
+    </w:p>
+    <w:p>
+      <w:pPr>
+        <w:pStyle w:val="ListParagraph"/>
+      </w:pPr>
+      <w:r>
+        <w:t>No credentials and no third-party databases may be committed to the public source repository</w:t>
+      </w:r>
+    </w:p>
+    <w:p>
+      <w:pPr>
+        <w:pStyle w:val="ListParagraph"/>
+      </w:pPr>
+      <w:r>
+        <w:t>Any feature that sends the visitor's data (e.g. IP address) to a third party from their browser, or lets a third party set cookies (IP geolocation, embedded video), must be disclosed on the site and kept to a minimum</w:t>
+      </w:r>
+    </w:p>
+    <w:p>
+      <w:pPr>
+        <w:pStyle w:val="ListParagraph"/>
+      </w:pPr>
+      <w:r>
+        <w:t>Security-relevant server configuration (e.g. web-server access rules) must be kept under version control so it can be reviewed and restored</w:t>
       </w:r>
     </w:p>
     <w:p>
